--- a/Dokumente_Schule/Ausgefuellt/GDD_Julian_Gomez.docx
+++ b/Dokumente_Schule/Ausgefuellt/GDD_Julian_Gomez.docx
@@ -481,7 +481,7 @@
           <w:sz w:val="24"/>
           <w:szCs w:val="24"/>
         </w:rPr>
-        <w:t xml:space="preserve">Wurf-Mechanik</w:t>
+        <w:t xml:space="preserve">Push-Mechanik</w:t>
       </w:r>
     </w:p>
     <w:p>
@@ -535,7 +535,7 @@
           <w:sz w:val="24"/>
           <w:szCs w:val="24"/>
         </w:rPr>
-        <w:t xml:space="preserve">Flut-Mechanik</w:t>
+        <w:t xml:space="preserve">Gefahren-Mechanik (Hazard)</w:t>
       </w:r>
     </w:p>
     <w:p>
@@ -1697,7 +1697,7 @@
           <w:sz w:val="24"/>
           <w:szCs w:val="24"/>
         </w:rPr>
-        <w:t xml:space="preserve">Diese Entscheidung macht jeden Sprung zu einem bewussten Akt und gibt dem Spieler vollständige Kontrolle über das Timing. Das Spiel ist in vier eigenständige Level unterteilt, jedes mit eigenem visuellem Thema und eigener Kernmechanik. Die Atmosphäre folgt dem Prinzip Cozy Danger: Die Welt wirkt warm und verspielt, die steigende Flut erzeugt aber kontinuierlich wachsenden Druck.</w:t>
+        <w:t xml:space="preserve">Diese Entscheidung macht jeden Sprung zu einem bewussten Akt und gibt dem Spieler vollständige Kontrolle über das Timing. Das Spiel ist in drei eigenständige Level unterteilt, jedes mit eigenem visuellem Thema und eigener Kernmechanik. Die Atmosphäre folgt dem Prinzip Cozy Danger: Die Welt wirkt warm und verspielt, die steigende Gefahr erzeugt aber kontinuierlich wachsenden Druck.</w:t>
       </w:r>
     </w:p>
     <w:p>
@@ -1936,7 +1936,7 @@
                 <w:sz w:val="18"/>
                 <w:szCs w:val="18"/>
               </w:rPr>
-              <w:t xml:space="preserve">Überleben, Highscore verbessern, alle vier Level abschließen</w:t>
+              <w:t xml:space="preserve">Überleben, Highscore verbessern, alle drei Level abschließen</w:t>
             </w:r>
           </w:p>
         </w:tc>
@@ -2501,7 +2501,7 @@
                 <w:sz w:val="18"/>
                 <w:szCs w:val="18"/>
               </w:rPr>
-              <w:t xml:space="preserve">Vier eigenständige Level</w:t>
+              <w:t xml:space="preserve">Drei eigenständige Level</w:t>
             </w:r>
           </w:p>
         </w:tc>
@@ -2605,7 +2605,7 @@
                 <w:sz w:val="18"/>
                 <w:szCs w:val="18"/>
               </w:rPr>
-              <w:t xml:space="preserve">Wurf-Mechanik</w:t>
+              <w:t xml:space="preserve">Push-Mechanik</w:t>
             </w:r>
           </w:p>
         </w:tc>
@@ -2673,7 +2673,7 @@
                 <w:sz w:val="18"/>
                 <w:szCs w:val="18"/>
               </w:rPr>
-              <w:t xml:space="preserve">Projektile als aktives Werkzeug gegen levelspezifische Hindernisse</w:t>
+              <w:t xml:space="preserve">Schieben von Objekten als aktives Werkzeug auf Plattformen</w:t>
             </w:r>
           </w:p>
         </w:tc>
@@ -3679,7 +3679,7 @@
                 <w:sz w:val="18"/>
                 <w:szCs w:val="18"/>
               </w:rPr>
-              <w:t xml:space="preserve">Hindernisse im Stadtumfeld</w:t>
+              <w:t xml:space="preserve">Steigender Smog</w:t>
             </w:r>
           </w:p>
         </w:tc>
@@ -3817,7 +3817,7 @@
                 <w:sz w:val="18"/>
                 <w:szCs w:val="18"/>
               </w:rPr>
-              <w:t xml:space="preserve">Flut steigt deutlich schneller</w:t>
+              <w:t xml:space="preserve">Steigende Flut (Sinuswelle)</w:t>
             </w:r>
           </w:p>
         </w:tc>
@@ -3955,145 +3955,7 @@
                 <w:sz w:val="18"/>
                 <w:szCs w:val="18"/>
               </w:rPr>
-              <w:t xml:space="preserve">Zeitgesteuerte Elektroschocks</w:t>
-            </w:r>
-          </w:p>
-        </w:tc>
-      </w:tr>
-      <w:tr>
-        <w:tc>
-          <w:tcPr>
-            <w:tcW w:type="dxa" w:w="598"/>
-            <w:tcBorders>
-              <w:top w:val="single" w:color="BBBBBB" w:sz="4"/>
-              <w:left w:val="single" w:color="BBBBBB" w:sz="4"/>
-              <w:bottom w:val="single" w:color="BBBBBB" w:sz="4"/>
-              <w:right w:val="single" w:color="BBBBBB" w:sz="4"/>
-            </w:tcBorders>
-            <w:tcMar>
-              <w:top w:type="dxa" w:w="60"/>
-              <w:left w:type="dxa" w:w="100"/>
-              <w:bottom w:type="dxa" w:w="60"/>
-              <w:right w:type="dxa" w:w="100"/>
-            </w:tcMar>
-            <w:vAlign w:val="center"/>
-          </w:tcPr>
-          <w:p>
-            <w:pPr>
-              <w:spacing w:line="240" w:lineRule="auto"/>
-              <w:jc w:val="left"/>
-            </w:pPr>
-            <w:r>
-              <w:rPr>
-                <w:rFonts w:ascii="Arial" w:cs="Arial" w:eastAsia="Arial" w:hAnsi="Arial"/>
-                <w:b w:val="false"/>
-                <w:bCs w:val="false"/>
-                <w:sz w:val="18"/>
-                <w:szCs w:val="18"/>
-              </w:rPr>
-              <w:t xml:space="preserve">4</w:t>
-            </w:r>
-          </w:p>
-        </w:tc>
-        <w:tc>
-          <w:tcPr>
-            <w:tcW w:type="dxa" w:w="2034"/>
-            <w:tcBorders>
-              <w:top w:val="single" w:color="BBBBBB" w:sz="4"/>
-              <w:left w:val="single" w:color="BBBBBB" w:sz="4"/>
-              <w:bottom w:val="single" w:color="BBBBBB" w:sz="4"/>
-              <w:right w:val="single" w:color="BBBBBB" w:sz="4"/>
-            </w:tcBorders>
-            <w:tcMar>
-              <w:top w:type="dxa" w:w="60"/>
-              <w:left w:type="dxa" w:w="100"/>
-              <w:bottom w:type="dxa" w:w="60"/>
-              <w:right w:type="dxa" w:w="100"/>
-            </w:tcMar>
-            <w:vAlign w:val="center"/>
-          </w:tcPr>
-          <w:p>
-            <w:pPr>
-              <w:spacing w:line="240" w:lineRule="auto"/>
-              <w:jc w:val="left"/>
-            </w:pPr>
-            <w:r>
-              <w:rPr>
-                <w:rFonts w:ascii="Arial" w:cs="Arial" w:eastAsia="Arial" w:hAnsi="Arial"/>
-                <w:b w:val="false"/>
-                <w:bCs w:val="false"/>
-                <w:sz w:val="18"/>
-                <w:szCs w:val="18"/>
-              </w:rPr>
-              <w:t xml:space="preserve">El Parque</w:t>
-            </w:r>
-          </w:p>
-        </w:tc>
-        <w:tc>
-          <w:tcPr>
-            <w:tcW w:type="dxa" w:w="3111"/>
-            <w:tcBorders>
-              <w:top w:val="single" w:color="BBBBBB" w:sz="4"/>
-              <w:left w:val="single" w:color="BBBBBB" w:sz="4"/>
-              <w:bottom w:val="single" w:color="BBBBBB" w:sz="4"/>
-              <w:right w:val="single" w:color="BBBBBB" w:sz="4"/>
-            </w:tcBorders>
-            <w:tcMar>
-              <w:top w:type="dxa" w:w="60"/>
-              <w:left w:type="dxa" w:w="100"/>
-              <w:bottom w:type="dxa" w:w="60"/>
-              <w:right w:type="dxa" w:w="100"/>
-            </w:tcMar>
-            <w:vAlign w:val="center"/>
-          </w:tcPr>
-          <w:p>
-            <w:pPr>
-              <w:spacing w:line="240" w:lineRule="auto"/>
-              <w:jc w:val="left"/>
-            </w:pPr>
-            <w:r>
-              <w:rPr>
-                <w:rFonts w:ascii="Arial" w:cs="Arial" w:eastAsia="Arial" w:hAnsi="Arial"/>
-                <w:b w:val="false"/>
-                <w:bCs w:val="false"/>
-                <w:sz w:val="18"/>
-                <w:szCs w:val="18"/>
-              </w:rPr>
-              <w:t xml:space="preserve">Freizeitpark, Geisterbahn, Riesenrad</w:t>
-            </w:r>
-          </w:p>
-        </w:tc>
-        <w:tc>
-          <w:tcPr>
-            <w:tcW w:type="dxa" w:w="3753"/>
-            <w:tcBorders>
-              <w:top w:val="single" w:color="BBBBBB" w:sz="4"/>
-              <w:left w:val="single" w:color="BBBBBB" w:sz="4"/>
-              <w:bottom w:val="single" w:color="BBBBBB" w:sz="4"/>
-              <w:right w:val="single" w:color="BBBBBB" w:sz="4"/>
-            </w:tcBorders>
-            <w:tcMar>
-              <w:top w:type="dxa" w:w="60"/>
-              <w:left w:type="dxa" w:w="100"/>
-              <w:bottom w:type="dxa" w:w="60"/>
-              <w:right w:type="dxa" w:w="100"/>
-            </w:tcMar>
-            <w:vAlign w:val="center"/>
-          </w:tcPr>
-          <w:p>
-            <w:pPr>
-              <w:spacing w:line="240" w:lineRule="auto"/>
-              <w:jc w:val="left"/>
-            </w:pPr>
-            <w:r>
-              <w:rPr>
-                <w:rFonts w:ascii="Arial" w:cs="Arial" w:eastAsia="Arial" w:hAnsi="Arial"/>
-                <w:b w:val="false"/>
-                <w:bCs w:val="false"/>
-                <w:sz w:val="18"/>
-                <w:szCs w:val="18"/>
-              </w:rPr>
-              <w:t xml:space="preserve">Bewegliche Geister als Gegner</w:t>
+              <w:t xml:space="preserve">Steigende Elektrizität (3-Schicht-Blitze)</w:t>
             </w:r>
           </w:p>
         </w:tc>
@@ -5304,7 +5166,7 @@
                 <w:sz w:val="18"/>
                 <w:szCs w:val="18"/>
               </w:rPr>
-              <w:t xml:space="preserve">Werfen</w:t>
+              <w:t xml:space="preserve">Push (Aktion)</w:t>
             </w:r>
           </w:p>
         </w:tc>
@@ -5826,7 +5688,7 @@
           <w:sz w:val="24"/>
           <w:szCs w:val="24"/>
         </w:rPr>
-        <w:t xml:space="preserve">Der Sprung ist variabel: Ein kurzer Tastendruck oder kurzer Klick erzeugt einen kleinen Hüpfer (Mindestimpuls -520 px/s, etwa 138 px Höhe). Langes Halten der Taste fügt innerhalb eines 200ms-Boostfensters weiteren Aufwärtsimpuls hinzu und erreicht maximal -700 px/s (ca. 250 px Höhe). Ein jumpLocked-Flag verhindert einen erneuten Sprung, solange die Taste nach der Landung noch gehalten wird.</w:t>
+        <w:t xml:space="preserve">Der Sprung ist variabel: Ein kurzer Tastendruck oder kurzer Klick erzeugt einen kleinen Hüpfer (Mindestimpuls -523 px/s, etwa 139 px Höhe). Langes Halten der Taste fügt innerhalb eines 200ms-Boostfensters weiteren Aufwärtsimpuls hinzu (905 px/s² Boost) und erreicht maximal -704 px/s (ca. 253 px Höhe). Ein jumpLocked-Flag verhindert einen erneuten Sprung, solange die Taste nach der Landung noch gehalten wird.</w:t>
       </w:r>
     </w:p>
     <w:p>
@@ -5860,7 +5722,7 @@
           <w:sz w:val="24"/>
           <w:szCs w:val="24"/>
         </w:rPr>
-        <w:t xml:space="preserve">2.5  Wurf-Mechanik</w:t>
+        <w:t xml:space="preserve">2.5  Push-Mechanik</w:t>
       </w:r>
     </w:p>
     <w:p>
@@ -5873,7 +5735,7 @@
           <w:sz w:val="24"/>
           <w:szCs w:val="24"/>
         </w:rPr>
-        <w:t xml:space="preserve">Die Wurfmechanik wird in Phase 5 vollständig implementiert. Taste Z oder Rechtsklick erzeugt ein Projektil in Blickrichtung des Spielers. Während des Wurfes wechselt der Sprite auf push_rise am Boden oder push_peak in der Luft. Kollisionslogik mit levelspezifischen Hindernissen und Balancing-Werte werden in Phase 5 festgelegt.</w:t>
+        <w:t xml:space="preserve">Die Push-Mechanik wird in Phase 5 vollständig implementiert. Taste Z oder Rechtsklick schiebt Objekte auf Plattformen. Es gibt mehrere Objekttypen: Score-Objekte (Punkte), Bonus-Objekte (zeitlimitierte Effekte) und kulturelle Objekte (lateinamerikanische Elemente). Während der Push-Aktion wechselt der Sprite auf push_rise am Boden oder push_peak in der Luft. Balancing-Werte werden in Phase 5 festgelegt.</w:t>
       </w:r>
     </w:p>
     <w:p>
@@ -6227,7 +6089,7 @@
                 <w:sz w:val="18"/>
                 <w:szCs w:val="18"/>
               </w:rPr>
-              <w:t xml:space="preserve">Rissig gelb (Zeile 4), dann zerbröckelnd rot (Zeile 7)</w:t>
+              <w:t xml:space="preserve">Rissig gelb (Zeile 4), dann zerbröckelnd gelb (Zeile 4)</w:t>
             </w:r>
           </w:p>
         </w:tc>
@@ -6264,7 +6126,7 @@
           <w:sz w:val="24"/>
           <w:szCs w:val="24"/>
         </w:rPr>
-        <w:t xml:space="preserve">2.7  Flut-Mechanik</w:t>
+        <w:t xml:space="preserve">2.7  Gefahren-Mechanik (Hazard)</w:t>
       </w:r>
     </w:p>
     <w:p>
@@ -6277,7 +6139,7 @@
           <w:sz w:val="24"/>
           <w:szCs w:val="24"/>
         </w:rPr>
-        <w:t xml:space="preserve">Die Flut steigt kontinuierlich von unten. Die Anstiegsgeschwindigkeit erhöht sich mit dem Spielfortschritt und variiert zwischen den Leveln. Kontakt mit der Flut kostet ein Leben. Die Flut existiert in Weltkoordinaten und folgt dem gleichen Koordinatensystem wie alle anderen Spielentitäten.</w:t>
+        <w:t xml:space="preserve">Jedes Level hat eine eigene, stetig steigende Gefahr. Alle drei Gefahren teilen dieselbe Physik (Anstiegsgeschwindigkeit, Beschleunigung, Kollisionserkennung), unterscheiden sich aber visuell. Kontakt mit der Gefahr kostet ein Leben. Die Gefahr existiert in Weltkoordinaten und folgt dem gleichen Koordinatensystem wie alle anderen Spielentitäten.</w:t>
       </w:r>
     </w:p>
     <w:p>
@@ -6290,7 +6152,7 @@
           <w:sz w:val="24"/>
           <w:szCs w:val="24"/>
         </w:rPr>
-        <w:t xml:space="preserve">Visuell wird die Flut als Sinuswellen-Animation dargestellt: Hauptfarbe WATER-1 (#2a5fa8), Wellenkamm WATER-2 (#4a8fd8), Tiefe WATER-3 (#1a3f78).</w:t>
+        <w:t xml:space="preserve">Level 1 (Smog): Geschichtete Gradientenbänder mit Kosinus-Wölbung am oberen Rand und Glüheffekt. Level 2 (Flut): Sinuswellen-Animation in WATER-1 (#2a5fa8). Level 3 (Elektrizität): Drei unabhängige Blitzschichten mit unterschiedlichen Frequenzen, Ankerpunkten und pulsierender Transparenz.</w:t>
       </w:r>
     </w:p>
     <w:p>
@@ -6955,7 +6817,7 @@
                 <w:sz w:val="18"/>
                 <w:szCs w:val="18"/>
               </w:rPr>
-              <w:t xml:space="preserve">Hindernisse</w:t>
+              <w:t xml:space="preserve">Steigender Smog</w:t>
             </w:r>
           </w:p>
         </w:tc>
@@ -6989,7 +6851,7 @@
                 <w:sz w:val="18"/>
                 <w:szCs w:val="18"/>
               </w:rPr>
-              <w:t xml:space="preserve">Levelspezifische Hindernisse im Stadtumfeld; Details in Balancing-Phase</w:t>
+              <w:t xml:space="preserve">Geschichtete Gradientenbänder mit Kosinus-Wölbung; steigt kontinuierlich</w:t>
             </w:r>
           </w:p>
         </w:tc>
@@ -7093,7 +6955,7 @@
                 <w:sz w:val="18"/>
                 <w:szCs w:val="18"/>
               </w:rPr>
-              <w:t xml:space="preserve">Flutgeschwindigkeit</w:t>
+              <w:t xml:space="preserve">Steigende Flut</w:t>
             </w:r>
           </w:p>
         </w:tc>
@@ -7127,7 +6989,7 @@
                 <w:sz w:val="18"/>
                 <w:szCs w:val="18"/>
               </w:rPr>
-              <w:t xml:space="preserve">Flutstieg deutlich schneller als Level 1; erhöhter Zeitdruck</w:t>
+              <w:t xml:space="preserve">Sinuswellen-Animation; Flutstieg schneller als Level 1</w:t>
             </w:r>
           </w:p>
         </w:tc>
@@ -7231,7 +7093,7 @@
                 <w:sz w:val="18"/>
                 <w:szCs w:val="18"/>
               </w:rPr>
-              <w:t xml:space="preserve">Elektroschock</w:t>
+              <w:t xml:space="preserve">Steigende Elektrizität</w:t>
             </w:r>
           </w:p>
         </w:tc>
@@ -7265,145 +7127,7 @@
                 <w:sz w:val="18"/>
                 <w:szCs w:val="18"/>
               </w:rPr>
-              <w:t xml:space="preserve">Horizontale Blitze auf fixen Höhen, zeitgesteuert; Kontakt kostet Leben</w:t>
-            </w:r>
-          </w:p>
-        </w:tc>
-      </w:tr>
-      <w:tr>
-        <w:tc>
-          <w:tcPr>
-            <w:tcW w:type="dxa" w:w="598"/>
-            <w:tcBorders>
-              <w:top w:val="single" w:color="BBBBBB" w:sz="4"/>
-              <w:left w:val="single" w:color="BBBBBB" w:sz="4"/>
-              <w:bottom w:val="single" w:color="BBBBBB" w:sz="4"/>
-              <w:right w:val="single" w:color="BBBBBB" w:sz="4"/>
-            </w:tcBorders>
-            <w:tcMar>
-              <w:top w:type="dxa" w:w="60"/>
-              <w:left w:type="dxa" w:w="100"/>
-              <w:bottom w:type="dxa" w:w="60"/>
-              <w:right w:type="dxa" w:w="100"/>
-            </w:tcMar>
-            <w:vAlign w:val="center"/>
-          </w:tcPr>
-          <w:p>
-            <w:pPr>
-              <w:spacing w:line="240" w:lineRule="auto"/>
-              <w:jc w:val="left"/>
-            </w:pPr>
-            <w:r>
-              <w:rPr>
-                <w:rFonts w:ascii="Arial" w:cs="Arial" w:eastAsia="Arial" w:hAnsi="Arial"/>
-                <w:b w:val="false"/>
-                <w:bCs w:val="false"/>
-                <w:sz w:val="18"/>
-                <w:szCs w:val="18"/>
-              </w:rPr>
-              <w:t xml:space="preserve">4</w:t>
-            </w:r>
-          </w:p>
-        </w:tc>
-        <w:tc>
-          <w:tcPr>
-            <w:tcW w:type="dxa" w:w="2034"/>
-            <w:tcBorders>
-              <w:top w:val="single" w:color="BBBBBB" w:sz="4"/>
-              <w:left w:val="single" w:color="BBBBBB" w:sz="4"/>
-              <w:bottom w:val="single" w:color="BBBBBB" w:sz="4"/>
-              <w:right w:val="single" w:color="BBBBBB" w:sz="4"/>
-            </w:tcBorders>
-            <w:tcMar>
-              <w:top w:type="dxa" w:w="60"/>
-              <w:left w:type="dxa" w:w="100"/>
-              <w:bottom w:type="dxa" w:w="60"/>
-              <w:right w:type="dxa" w:w="100"/>
-            </w:tcMar>
-            <w:vAlign w:val="center"/>
-          </w:tcPr>
-          <w:p>
-            <w:pPr>
-              <w:spacing w:line="240" w:lineRule="auto"/>
-              <w:jc w:val="left"/>
-            </w:pPr>
-            <w:r>
-              <w:rPr>
-                <w:rFonts w:ascii="Arial" w:cs="Arial" w:eastAsia="Arial" w:hAnsi="Arial"/>
-                <w:b w:val="false"/>
-                <w:bCs w:val="false"/>
-                <w:sz w:val="18"/>
-                <w:szCs w:val="18"/>
-              </w:rPr>
-              <w:t xml:space="preserve">El Parque</w:t>
-            </w:r>
-          </w:p>
-        </w:tc>
-        <w:tc>
-          <w:tcPr>
-            <w:tcW w:type="dxa" w:w="1795"/>
-            <w:tcBorders>
-              <w:top w:val="single" w:color="BBBBBB" w:sz="4"/>
-              <w:left w:val="single" w:color="BBBBBB" w:sz="4"/>
-              <w:bottom w:val="single" w:color="BBBBBB" w:sz="4"/>
-              <w:right w:val="single" w:color="BBBBBB" w:sz="4"/>
-            </w:tcBorders>
-            <w:tcMar>
-              <w:top w:type="dxa" w:w="60"/>
-              <w:left w:type="dxa" w:w="100"/>
-              <w:bottom w:type="dxa" w:w="60"/>
-              <w:right w:type="dxa" w:w="100"/>
-            </w:tcMar>
-            <w:vAlign w:val="center"/>
-          </w:tcPr>
-          <w:p>
-            <w:pPr>
-              <w:spacing w:line="240" w:lineRule="auto"/>
-              <w:jc w:val="left"/>
-            </w:pPr>
-            <w:r>
-              <w:rPr>
-                <w:rFonts w:ascii="Arial" w:cs="Arial" w:eastAsia="Arial" w:hAnsi="Arial"/>
-                <w:b w:val="false"/>
-                <w:bCs w:val="false"/>
-                <w:sz w:val="18"/>
-                <w:szCs w:val="18"/>
-              </w:rPr>
-              <w:t xml:space="preserve">Gegner</w:t>
-            </w:r>
-          </w:p>
-        </w:tc>
-        <w:tc>
-          <w:tcPr>
-            <w:tcW w:type="dxa" w:w="5069"/>
-            <w:tcBorders>
-              <w:top w:val="single" w:color="BBBBBB" w:sz="4"/>
-              <w:left w:val="single" w:color="BBBBBB" w:sz="4"/>
-              <w:bottom w:val="single" w:color="BBBBBB" w:sz="4"/>
-              <w:right w:val="single" w:color="BBBBBB" w:sz="4"/>
-            </w:tcBorders>
-            <w:tcMar>
-              <w:top w:type="dxa" w:w="60"/>
-              <w:left w:type="dxa" w:w="100"/>
-              <w:bottom w:type="dxa" w:w="60"/>
-              <w:right w:type="dxa" w:w="100"/>
-            </w:tcMar>
-            <w:vAlign w:val="center"/>
-          </w:tcPr>
-          <w:p>
-            <w:pPr>
-              <w:spacing w:line="240" w:lineRule="auto"/>
-              <w:jc w:val="left"/>
-            </w:pPr>
-            <w:r>
-              <w:rPr>
-                <w:rFonts w:ascii="Arial" w:cs="Arial" w:eastAsia="Arial" w:hAnsi="Arial"/>
-                <w:b w:val="false"/>
-                <w:bCs w:val="false"/>
-                <w:sz w:val="18"/>
-                <w:szCs w:val="18"/>
-              </w:rPr>
-              <w:t xml:space="preserve">Geister als bewegliche Gegner; Ghost-Train-Wagen mit leichter Horizontalbewegung</w:t>
+              <w:t xml:space="preserve">3-Schicht-Blitze mit unabhängigen Frequenzen und pulsierender Transparenz</w:t>
             </w:r>
           </w:p>
         </w:tc>
@@ -10425,7 +10149,7 @@
                 <w:sz w:val="18"/>
                 <w:szCs w:val="18"/>
               </w:rPr>
-              <w:t xml:space="preserve">Wurf am Boden oder kurz nach Sprung</w:t>
+              <w:t xml:space="preserve">Push am Boden oder kurz nach Sprung</w:t>
             </w:r>
           </w:p>
         </w:tc>
@@ -10529,7 +10253,7 @@
                 <w:sz w:val="18"/>
                 <w:szCs w:val="18"/>
               </w:rPr>
-              <w:t xml:space="preserve">Wurf auf Höhepunkt der Flugbahn</w:t>
+              <w:t xml:space="preserve">Push auf Höhepunkt der Flugbahn</w:t>
             </w:r>
           </w:p>
         </w:tc>
@@ -11455,7 +11179,7 @@
           <w:sz w:val="24"/>
           <w:szCs w:val="24"/>
         </w:rPr>
-        <w:t xml:space="preserve">Level 1 nutzt ein Jalousien-Sprite-Sheet mit 7 Zeilen. Fünf intakte Zustände werden bei der Plattformgenerierung zufällig zugewiesen. Zeile 4 zeigt die gerissene Variante in Gelb, Zeile 7 die zerbröckelnde in Rot. Jede Plattform wird dreiteilig gerendert: linke Kappe, gekachelte Mitte, rechte Kappe.</w:t>
+        <w:t xml:space="preserve">Level 1 nutzt ein Jalousien-Sprite-Sheet mit 7 Zeilen. Fünf intakte Zustände werden bei der Plattformgenerierung zufällig zugewiesen. Zeile 4 zeigt sowohl die gerissene als auch die zerbröckelnde Variante in Gelb. Jede Plattform wird dreiteilig gerendert: linke Kappe, gekachelte Mitte, rechte Kappe.</w:t>
       </w:r>
     </w:p>
     <w:p>
@@ -11468,7 +11192,7 @@
           <w:sz w:val="24"/>
           <w:szCs w:val="24"/>
         </w:rPr>
-        <w:t xml:space="preserve">Plattform-Designs für Level 2 bis 4 werden in der zugehörigen Pixelart-Phase erstellt und folgen demselben dreiteiligen Muster.</w:t>
+        <w:t xml:space="preserve">Plattform-Designs für Level 2 und 3 werden in der zugehörigen Pixelart-Phase erstellt und folgen demselben dreiteiligen Muster.</w:t>
       </w:r>
     </w:p>
     <w:p>
@@ -12402,7 +12126,7 @@
                 <w:sz w:val="18"/>
                 <w:szCs w:val="18"/>
               </w:rPr>
-              <w:t xml:space="preserve">Aktiv solange Wurf-Aktion läuft; überschreibt Bewegungs-Sprites</w:t>
+              <w:t xml:space="preserve">Aktiv solange Push-Aktion läuft; überschreibt Bewegungs-Sprites</w:t>
             </w:r>
           </w:p>
         </w:tc>
@@ -12876,7 +12600,7 @@
                 <w:sz w:val="18"/>
                 <w:szCs w:val="18"/>
               </w:rPr>
-              <w:t xml:space="preserve">Wurf</w:t>
+              <w:t xml:space="preserve">Push</w:t>
             </w:r>
           </w:p>
         </w:tc>
@@ -12944,7 +12668,7 @@
                 <w:sz w:val="18"/>
                 <w:szCs w:val="18"/>
               </w:rPr>
-              <w:t xml:space="preserve">Schwunggeräusch passend zur Figur</w:t>
+              <w:t xml:space="preserve">Schiebegeräusch passend zur Figur</w:t>
             </w:r>
           </w:p>
         </w:tc>
@@ -12980,7 +12704,7 @@
                 <w:sz w:val="18"/>
                 <w:szCs w:val="18"/>
               </w:rPr>
-              <w:t xml:space="preserve">Flut steigt</w:t>
+              <w:t xml:space="preserve">Gefahr steigt</w:t>
             </w:r>
           </w:p>
         </w:tc>
@@ -13048,7 +12772,7 @@
                 <w:sz w:val="18"/>
                 <w:szCs w:val="18"/>
               </w:rPr>
-              <w:t xml:space="preserve">Wassergeräusch; Lautstärke wächst mit Flutpegel</w:t>
+              <w:t xml:space="preserve">Levelspezifisch (Wasser/Smog/Strom); Lautstärke wächst mit Pegel</w:t>
             </w:r>
           </w:p>
         </w:tc>

--- a/Dokumente_Schule/Ausgefuellt/GDD_Julian_Gomez.docx
+++ b/Dokumente_Schule/Ausgefuellt/GDD_Julian_Gomez.docx
@@ -917,6 +917,33 @@
       </w:r>
     </w:p>
     <w:p>
+      <w:pPr>
+        <w:spacing w:after="60" w:line="360" w:lineRule="auto"/>
+        <w:ind w:left="360"/>
+      </w:pPr>
+      <w:r>
+        <w:rPr>
+          <w:rFonts w:ascii="Arial" w:cs="Arial" w:eastAsia="Arial" w:hAnsi="Arial"/>
+          <w:b w:val="false"/>
+          <w:bCs w:val="false"/>
+          <w:color w:val="2C4770"/>
+          <w:sz w:val="24"/>
+          <w:szCs w:val="24"/>
+        </w:rPr>
+        <w:t xml:space="preserve">3.10  </w:t>
+      </w:r>
+      <w:r>
+        <w:rPr>
+          <w:rFonts w:ascii="Arial" w:cs="Arial" w:eastAsia="Arial" w:hAnsi="Arial"/>
+          <w:b w:val="false"/>
+          <w:bCs w:val="false"/>
+          <w:sz w:val="24"/>
+          <w:szCs w:val="24"/>
+        </w:rPr>
+        <w:t xml:space="preserve">Produktionswerkzeuge (Pixel Art)</w:t>
+      </w:r>
+    </w:p>
+    <w:p>
       <w:r>
         <w:br w:type="page"/>
       </w:r>
@@ -13668,6 +13695,398 @@
         </w:tc>
       </w:tr>
     </w:tbl>
+    <w:p>
+      <w:pPr>
+        <w:spacing w:after="120" w:before="240" w:line="360" w:lineRule="auto"/>
+      </w:pPr>
+      <w:r>
+        <w:rPr>
+          <w:rFonts w:ascii="Arial" w:cs="Arial" w:eastAsia="Arial" w:hAnsi="Arial"/>
+          <w:b/>
+          <w:bCs/>
+          <w:color w:val="2C4770"/>
+          <w:sz w:val="24"/>
+          <w:szCs w:val="24"/>
+        </w:rPr>
+        <w:t xml:space="preserve">3.10  Produktionswerkzeuge (Pixel Art)</w:t>
+      </w:r>
+    </w:p>
+    <w:p>
+      <w:pPr>
+        <w:spacing w:after="100" w:line="360" w:lineRule="auto"/>
+      </w:pPr>
+      <w:r>
+        <w:rPr>
+          <w:rFonts w:ascii="Arial" w:cs="Arial" w:eastAsia="Arial" w:hAnsi="Arial"/>
+          <w:sz w:val="24"/>
+          <w:szCs w:val="24"/>
+        </w:rPr>
+        <w:t xml:space="preserve">Alle Sprites wurden manuell mit Pixelorama gezeichnet — einem Open-Source-Pixelart-Editor. Quelldateien haben die Endung .pxo. Weitere Informationen und Download: https://pixelorama.org/</w:t>
+      </w:r>
+    </w:p>
+    <w:p>
+      <w:pPr>
+        <w:spacing w:after="100" w:line="360" w:lineRule="auto"/>
+      </w:pPr>
+      <w:r>
+        <w:rPr>
+          <w:rFonts w:ascii="Arial" w:cs="Arial" w:eastAsia="Arial" w:hAnsi="Arial"/>
+          <w:sz w:val="24"/>
+          <w:szCs w:val="24"/>
+        </w:rPr>
+        <w:t xml:space="preserve">Einzelne Sprites wurden mit Adobe Photoshop zusammengesetzt, zum Beispiel beim Erstellen von Spritesheets aus Einzelteilen. Diese Dateien sind an der Endung .psd erkennbar.</w:t>
+      </w:r>
+    </w:p>
+    <w:tbl>
+      <w:tblPr>
+        <w:tblW w:type="dxa" w:w="9496"/>
+        <w:tblBorders>
+          <w:top w:val="single" w:color="auto" w:sz="4"/>
+          <w:left w:val="single" w:color="auto" w:sz="4"/>
+          <w:bottom w:val="single" w:color="auto" w:sz="4"/>
+          <w:right w:val="single" w:color="auto" w:sz="4"/>
+          <w:insideH w:val="single" w:color="auto" w:sz="4"/>
+          <w:insideV w:val="single" w:color="auto" w:sz="4"/>
+        </w:tblBorders>
+      </w:tblPr>
+      <w:tblGrid>
+        <w:gridCol w:w="2393"/>
+        <w:gridCol w:w="5189"/>
+        <w:gridCol w:w="1914"/>
+      </w:tblGrid>
+      <w:tr>
+        <w:tc>
+          <w:tcPr>
+            <w:tcW w:type="dxa" w:w="2393"/>
+            <w:tcBorders>
+              <w:top w:val="single" w:color="BBBBBB" w:sz="4"/>
+              <w:left w:val="single" w:color="BBBBBB" w:sz="4"/>
+              <w:bottom w:val="single" w:color="BBBBBB" w:sz="4"/>
+              <w:right w:val="single" w:color="BBBBBB" w:sz="4"/>
+            </w:tcBorders>
+            <w:shd w:fill="2C4770" w:val="clear"/>
+            <w:tcMar>
+              <w:top w:type="dxa" w:w="80"/>
+              <w:left w:type="dxa" w:w="100"/>
+              <w:bottom w:type="dxa" w:w="80"/>
+              <w:right w:type="dxa" w:w="100"/>
+            </w:tcMar>
+            <w:vAlign w:val="center"/>
+          </w:tcPr>
+          <w:p>
+            <w:pPr>
+              <w:spacing w:line="240" w:lineRule="auto"/>
+              <w:jc w:val="center"/>
+            </w:pPr>
+            <w:r>
+              <w:rPr>
+                <w:rFonts w:ascii="Arial" w:cs="Arial" w:eastAsia="Arial" w:hAnsi="Arial"/>
+                <w:b/>
+                <w:bCs/>
+                <w:color w:val="FFFFFF"/>
+                <w:sz w:val="20"/>
+                <w:szCs w:val="20"/>
+              </w:rPr>
+              <w:t xml:space="preserve">Software</w:t>
+            </w:r>
+          </w:p>
+        </w:tc>
+        <w:tc>
+          <w:tcPr>
+            <w:tcW w:type="dxa" w:w="5189"/>
+            <w:tcBorders>
+              <w:top w:val="single" w:color="BBBBBB" w:sz="4"/>
+              <w:left w:val="single" w:color="BBBBBB" w:sz="4"/>
+              <w:bottom w:val="single" w:color="BBBBBB" w:sz="4"/>
+              <w:right w:val="single" w:color="BBBBBB" w:sz="4"/>
+            </w:tcBorders>
+            <w:shd w:fill="2C4770" w:val="clear"/>
+            <w:tcMar>
+              <w:top w:type="dxa" w:w="80"/>
+              <w:left w:type="dxa" w:w="100"/>
+              <w:bottom w:type="dxa" w:w="80"/>
+              <w:right w:type="dxa" w:w="100"/>
+            </w:tcMar>
+            <w:vAlign w:val="center"/>
+          </w:tcPr>
+          <w:p>
+            <w:pPr>
+              <w:spacing w:line="240" w:lineRule="auto"/>
+              <w:jc w:val="center"/>
+            </w:pPr>
+            <w:r>
+              <w:rPr>
+                <w:rFonts w:ascii="Arial" w:cs="Arial" w:eastAsia="Arial" w:hAnsi="Arial"/>
+                <w:b/>
+                <w:bCs/>
+                <w:color w:val="FFFFFF"/>
+                <w:sz w:val="20"/>
+                <w:szCs w:val="20"/>
+              </w:rPr>
+              <w:t xml:space="preserve">Verwendung</w:t>
+            </w:r>
+          </w:p>
+        </w:tc>
+        <w:tc>
+          <w:tcPr>
+            <w:tcW w:type="dxa" w:w="1914"/>
+            <w:tcBorders>
+              <w:top w:val="single" w:color="BBBBBB" w:sz="4"/>
+              <w:left w:val="single" w:color="BBBBBB" w:sz="4"/>
+              <w:bottom w:val="single" w:color="BBBBBB" w:sz="4"/>
+              <w:right w:val="single" w:color="BBBBBB" w:sz="4"/>
+            </w:tcBorders>
+            <w:shd w:fill="2C4770" w:val="clear"/>
+            <w:tcMar>
+              <w:top w:type="dxa" w:w="80"/>
+              <w:left w:type="dxa" w:w="100"/>
+              <w:bottom w:type="dxa" w:w="80"/>
+              <w:right w:type="dxa" w:w="100"/>
+            </w:tcMar>
+            <w:vAlign w:val="center"/>
+          </w:tcPr>
+          <w:p>
+            <w:pPr>
+              <w:spacing w:line="240" w:lineRule="auto"/>
+              <w:jc w:val="center"/>
+            </w:pPr>
+            <w:r>
+              <w:rPr>
+                <w:rFonts w:ascii="Arial" w:cs="Arial" w:eastAsia="Arial" w:hAnsi="Arial"/>
+                <w:b/>
+                <w:bCs/>
+                <w:color w:val="FFFFFF"/>
+                <w:sz w:val="20"/>
+                <w:szCs w:val="20"/>
+              </w:rPr>
+              <w:t xml:space="preserve">Erkennbar an</w:t>
+            </w:r>
+          </w:p>
+        </w:tc>
+      </w:tr>
+      <w:tr>
+        <w:tc>
+          <w:tcPr>
+            <w:tcW w:type="dxa" w:w="2393"/>
+            <w:tcBorders>
+              <w:top w:val="single" w:color="BBBBBB" w:sz="4"/>
+              <w:left w:val="single" w:color="BBBBBB" w:sz="4"/>
+              <w:bottom w:val="single" w:color="BBBBBB" w:sz="4"/>
+              <w:right w:val="single" w:color="BBBBBB" w:sz="4"/>
+            </w:tcBorders>
+            <w:tcMar>
+              <w:top w:type="dxa" w:w="60"/>
+              <w:left w:type="dxa" w:w="100"/>
+              <w:bottom w:type="dxa" w:w="60"/>
+              <w:right w:type="dxa" w:w="100"/>
+            </w:tcMar>
+            <w:vAlign w:val="center"/>
+          </w:tcPr>
+          <w:p>
+            <w:pPr>
+              <w:spacing w:line="240" w:lineRule="auto"/>
+              <w:jc w:val="left"/>
+            </w:pPr>
+            <w:r>
+              <w:rPr>
+                <w:rFonts w:ascii="Arial" w:cs="Arial" w:eastAsia="Arial" w:hAnsi="Arial"/>
+                <w:b w:val="false"/>
+                <w:bCs w:val="false"/>
+                <w:sz w:val="18"/>
+                <w:szCs w:val="18"/>
+              </w:rPr>
+              <w:t xml:space="preserve">Pixelorama</w:t>
+            </w:r>
+          </w:p>
+        </w:tc>
+        <w:tc>
+          <w:tcPr>
+            <w:tcW w:type="dxa" w:w="5189"/>
+            <w:tcBorders>
+              <w:top w:val="single" w:color="BBBBBB" w:sz="4"/>
+              <w:left w:val="single" w:color="BBBBBB" w:sz="4"/>
+              <w:bottom w:val="single" w:color="BBBBBB" w:sz="4"/>
+              <w:right w:val="single" w:color="BBBBBB" w:sz="4"/>
+            </w:tcBorders>
+            <w:tcMar>
+              <w:top w:type="dxa" w:w="60"/>
+              <w:left w:type="dxa" w:w="100"/>
+              <w:bottom w:type="dxa" w:w="60"/>
+              <w:right w:type="dxa" w:w="100"/>
+            </w:tcMar>
+            <w:vAlign w:val="center"/>
+          </w:tcPr>
+          <w:p>
+            <w:pPr>
+              <w:spacing w:line="240" w:lineRule="auto"/>
+              <w:jc w:val="left"/>
+            </w:pPr>
+            <w:r>
+              <w:rPr>
+                <w:rFonts w:ascii="Arial" w:cs="Arial" w:eastAsia="Arial" w:hAnsi="Arial"/>
+                <w:b w:val="false"/>
+                <w:bCs w:val="false"/>
+                <w:sz w:val="18"/>
+                <w:szCs w:val="18"/>
+              </w:rPr>
+              <w:t xml:space="preserve">Erstellung aller Pixel-Art-Sprites (manuell gezeichnet)</w:t>
+            </w:r>
+          </w:p>
+        </w:tc>
+        <w:tc>
+          <w:tcPr>
+            <w:tcW w:type="dxa" w:w="1914"/>
+            <w:tcBorders>
+              <w:top w:val="single" w:color="BBBBBB" w:sz="4"/>
+              <w:left w:val="single" w:color="BBBBBB" w:sz="4"/>
+              <w:bottom w:val="single" w:color="BBBBBB" w:sz="4"/>
+              <w:right w:val="single" w:color="BBBBBB" w:sz="4"/>
+            </w:tcBorders>
+            <w:tcMar>
+              <w:top w:type="dxa" w:w="60"/>
+              <w:left w:type="dxa" w:w="100"/>
+              <w:bottom w:type="dxa" w:w="60"/>
+              <w:right w:type="dxa" w:w="100"/>
+            </w:tcMar>
+            <w:vAlign w:val="center"/>
+          </w:tcPr>
+          <w:p>
+            <w:pPr>
+              <w:spacing w:line="240" w:lineRule="auto"/>
+              <w:jc w:val="left"/>
+            </w:pPr>
+            <w:r>
+              <w:rPr>
+                <w:rFonts w:ascii="Arial" w:cs="Arial" w:eastAsia="Arial" w:hAnsi="Arial"/>
+                <w:b w:val="false"/>
+                <w:bCs w:val="false"/>
+                <w:sz w:val="18"/>
+                <w:szCs w:val="18"/>
+              </w:rPr>
+              <w:t xml:space="preserve">.pxo Quelldatei</w:t>
+            </w:r>
+          </w:p>
+        </w:tc>
+      </w:tr>
+      <w:tr>
+        <w:tc>
+          <w:tcPr>
+            <w:tcW w:type="dxa" w:w="2393"/>
+            <w:tcBorders>
+              <w:top w:val="single" w:color="BBBBBB" w:sz="4"/>
+              <w:left w:val="single" w:color="BBBBBB" w:sz="4"/>
+              <w:bottom w:val="single" w:color="BBBBBB" w:sz="4"/>
+              <w:right w:val="single" w:color="BBBBBB" w:sz="4"/>
+            </w:tcBorders>
+            <w:tcMar>
+              <w:top w:type="dxa" w:w="60"/>
+              <w:left w:type="dxa" w:w="100"/>
+              <w:bottom w:type="dxa" w:w="60"/>
+              <w:right w:type="dxa" w:w="100"/>
+            </w:tcMar>
+            <w:vAlign w:val="center"/>
+          </w:tcPr>
+          <w:p>
+            <w:pPr>
+              <w:spacing w:line="240" w:lineRule="auto"/>
+              <w:jc w:val="left"/>
+            </w:pPr>
+            <w:r>
+              <w:rPr>
+                <w:rFonts w:ascii="Arial" w:cs="Arial" w:eastAsia="Arial" w:hAnsi="Arial"/>
+                <w:b w:val="false"/>
+                <w:bCs w:val="false"/>
+                <w:sz w:val="18"/>
+                <w:szCs w:val="18"/>
+              </w:rPr>
+              <w:t xml:space="preserve">Adobe Photoshop</w:t>
+            </w:r>
+          </w:p>
+        </w:tc>
+        <w:tc>
+          <w:tcPr>
+            <w:tcW w:type="dxa" w:w="5189"/>
+            <w:tcBorders>
+              <w:top w:val="single" w:color="BBBBBB" w:sz="4"/>
+              <w:left w:val="single" w:color="BBBBBB" w:sz="4"/>
+              <w:bottom w:val="single" w:color="BBBBBB" w:sz="4"/>
+              <w:right w:val="single" w:color="BBBBBB" w:sz="4"/>
+            </w:tcBorders>
+            <w:tcMar>
+              <w:top w:type="dxa" w:w="60"/>
+              <w:left w:type="dxa" w:w="100"/>
+              <w:bottom w:type="dxa" w:w="60"/>
+              <w:right w:type="dxa" w:w="100"/>
+            </w:tcMar>
+            <w:vAlign w:val="center"/>
+          </w:tcPr>
+          <w:p>
+            <w:pPr>
+              <w:spacing w:line="240" w:lineRule="auto"/>
+              <w:jc w:val="left"/>
+            </w:pPr>
+            <w:r>
+              <w:rPr>
+                <w:rFonts w:ascii="Arial" w:cs="Arial" w:eastAsia="Arial" w:hAnsi="Arial"/>
+                <w:b w:val="false"/>
+                <w:bCs w:val="false"/>
+                <w:sz w:val="18"/>
+                <w:szCs w:val="18"/>
+              </w:rPr>
+              <w:t xml:space="preserve">Zusammensetzen von Sprites / Spritesheets</w:t>
+            </w:r>
+          </w:p>
+        </w:tc>
+        <w:tc>
+          <w:tcPr>
+            <w:tcW w:type="dxa" w:w="1914"/>
+            <w:tcBorders>
+              <w:top w:val="single" w:color="BBBBBB" w:sz="4"/>
+              <w:left w:val="single" w:color="BBBBBB" w:sz="4"/>
+              <w:bottom w:val="single" w:color="BBBBBB" w:sz="4"/>
+              <w:right w:val="single" w:color="BBBBBB" w:sz="4"/>
+            </w:tcBorders>
+            <w:tcMar>
+              <w:top w:type="dxa" w:w="60"/>
+              <w:left w:type="dxa" w:w="100"/>
+              <w:bottom w:type="dxa" w:w="60"/>
+              <w:right w:type="dxa" w:w="100"/>
+            </w:tcMar>
+            <w:vAlign w:val="center"/>
+          </w:tcPr>
+          <w:p>
+            <w:pPr>
+              <w:spacing w:line="240" w:lineRule="auto"/>
+              <w:jc w:val="left"/>
+            </w:pPr>
+            <w:r>
+              <w:rPr>
+                <w:rFonts w:ascii="Arial" w:cs="Arial" w:eastAsia="Arial" w:hAnsi="Arial"/>
+                <w:b w:val="false"/>
+                <w:bCs w:val="false"/>
+                <w:sz w:val="18"/>
+                <w:szCs w:val="18"/>
+              </w:rPr>
+              <w:t xml:space="preserve">.psd Datei</w:t>
+            </w:r>
+          </w:p>
+        </w:tc>
+      </w:tr>
+    </w:tbl>
+    <w:p>
+      <w:pPr>
+        <w:spacing w:before="160" w:line="360" w:lineRule="auto"/>
+      </w:pPr>
+      <w:r>
+        <w:rPr>
+          <w:rFonts w:ascii="Arial" w:cs="Arial" w:eastAsia="Arial" w:hAnsi="Arial"/>
+          <w:color w:val="666666"/>
+          <w:sz w:val="18"/>
+          <w:szCs w:val="18"/>
+        </w:rPr>
+        <w:t xml:space="preserve">Vollständige Liste welche Datei mit welchem Tool erstellt wurde folgt im Medienkatalog am Projektende.</w:t>
+      </w:r>
+    </w:p>
     <w:sectPr>
       <w:headerReference w:type="default" r:id="rId7"/>
       <w:footerReference w:type="default" r:id="rId8"/>
